--- a/Grade_9/Semester_1/01_Safety/006_P - Safety checklist rehearsal + common mistake review/Teacher_Plan.docx
+++ b/Grade_9/Semester_1/01_Safety/006_P - Safety checklist rehearsal + common mistake review/Teacher_Plan.docx
@@ -15,7 +15,7 @@
           <w:sz w:val="36"/>
           <w:szCs w:val="36"/>
         </w:rPr>
-        <w:t xml:space="preserve">Saugos kontrolinis sąrašas + dažnų klaidų peržiūra</w:t>
+        <w:t xml:space="preserve">Saugos kontrolinis sąrašas ir dažnų klaidų peržiūra</w:t>
       </w:r>
     </w:p>
     <w:p>
@@ -62,6 +62,9 @@
             </w:tcMar>
           </w:tcPr>
           <w:p>
+            <w:pPr>
+              <w:spacing w:after="80"/>
+            </w:pPr>
             <w:r>
               <w:rPr>
                 <w:rFonts w:ascii="Arial" w:cs="Arial" w:eastAsia="Arial" w:hAnsi="Arial"/>
@@ -93,6 +96,9 @@
             </w:tcMar>
           </w:tcPr>
           <w:p>
+            <w:pPr>
+              <w:spacing w:after="80"/>
+            </w:pPr>
             <w:r>
               <w:rPr>
                 <w:rFonts w:ascii="Arial" w:cs="Arial" w:eastAsia="Arial" w:hAnsi="Arial"/>
@@ -100,7 +106,7 @@
                 <w:sz w:val="22"/>
                 <w:szCs w:val="22"/>
               </w:rPr>
-              <w:t xml:space="preserve">P — Pasiruošimo vertinimui pamoka (6 iš 7 apie saugą)</w:t>
+              <w:t xml:space="preserve">P — Pasiruošimo vertinimui pamoka (6 iš 7 saugos modulyje)</w:t>
             </w:r>
           </w:p>
         </w:tc>
@@ -124,6 +130,9 @@
             </w:tcMar>
           </w:tcPr>
           <w:p>
+            <w:pPr>
+              <w:spacing w:after="80"/>
+            </w:pPr>
             <w:r>
               <w:rPr>
                 <w:rFonts w:ascii="Arial" w:cs="Arial" w:eastAsia="Arial" w:hAnsi="Arial"/>
@@ -155,6 +164,9 @@
             </w:tcMar>
           </w:tcPr>
           <w:p>
+            <w:pPr>
+              <w:spacing w:after="80"/>
+            </w:pPr>
             <w:r>
               <w:rPr>
                 <w:rFonts w:ascii="Arial" w:cs="Arial" w:eastAsia="Arial" w:hAnsi="Arial"/>
@@ -186,6 +198,9 @@
             </w:tcMar>
           </w:tcPr>
           <w:p>
+            <w:pPr>
+              <w:spacing w:after="80"/>
+            </w:pPr>
             <w:r>
               <w:rPr>
                 <w:rFonts w:ascii="Arial" w:cs="Arial" w:eastAsia="Arial" w:hAnsi="Arial"/>
@@ -217,6 +232,9 @@
             </w:tcMar>
           </w:tcPr>
           <w:p>
+            <w:pPr>
+              <w:spacing w:after="80"/>
+            </w:pPr>
             <w:r>
               <w:rPr>
                 <w:rFonts w:ascii="Arial" w:cs="Arial" w:eastAsia="Arial" w:hAnsi="Arial"/>
@@ -248,6 +266,9 @@
             </w:tcMar>
           </w:tcPr>
           <w:p>
+            <w:pPr>
+              <w:spacing w:after="80"/>
+            </w:pPr>
             <w:r>
               <w:rPr>
                 <w:rFonts w:ascii="Arial" w:cs="Arial" w:eastAsia="Arial" w:hAnsi="Arial"/>
@@ -279,6 +300,9 @@
             </w:tcMar>
           </w:tcPr>
           <w:p>
+            <w:pPr>
+              <w:spacing w:after="80"/>
+            </w:pPr>
             <w:r>
               <w:rPr>
                 <w:rFonts w:ascii="Arial" w:cs="Arial" w:eastAsia="Arial" w:hAnsi="Arial"/>
@@ -286,7 +310,7 @@
                 <w:sz w:val="22"/>
                 <w:szCs w:val="22"/>
               </w:rPr>
-              <w:t xml:space="preserve">Kartojimas + repeticija</w:t>
+              <w:t xml:space="preserve">Kartojimas + repeticija (~25/75)</w:t>
             </w:r>
           </w:p>
         </w:tc>
@@ -310,6 +334,9 @@
             </w:tcMar>
           </w:tcPr>
           <w:p>
+            <w:pPr>
+              <w:spacing w:after="80"/>
+            </w:pPr>
             <w:r>
               <w:rPr>
                 <w:rFonts w:ascii="Arial" w:cs="Arial" w:eastAsia="Arial" w:hAnsi="Arial"/>
@@ -341,6 +368,9 @@
             </w:tcMar>
           </w:tcPr>
           <w:p>
+            <w:pPr>
+              <w:spacing w:after="80"/>
+            </w:pPr>
             <w:r>
               <w:rPr>
                 <w:rFonts w:ascii="Arial" w:cs="Arial" w:eastAsia="Arial" w:hAnsi="Arial"/>
@@ -348,7 +378,7 @@
                 <w:sz w:val="22"/>
                 <w:szCs w:val="22"/>
               </w:rPr>
-              <w:t xml:space="preserve">Visos saugos modulio temos: ergonomika, privatumas, internetinės rizikos, aplinkos poveikis. Pamoka skirta pasiruošimui vertinimui — kartojimas, tipinių klaidų analizė, reprezentacinės užduotys artimos vertinimo formatui.</w:t>
+              <w:t xml:space="preserve">Pamoka apima visų keturių saugos temų kartojimą: ergonomika, privatumas ir paskyrų sauga, internetinės rizikos, skaitmeninių technologijų poveikis aplinkai. Naujos teorijos nėra. Mokiniai atlieka vertinimo formatui artimas užduotis ir peržiūri dažniausias klaidas prieš vertinimą.</w:t>
             </w:r>
           </w:p>
         </w:tc>
@@ -463,7 +493,7 @@
           </w:p>
           <w:p>
             <w:pPr>
-              <w:spacing w:after="0"/>
+              <w:spacing w:after="60"/>
             </w:pPr>
             <w:r>
               <w:rPr>
@@ -518,6 +548,12 @@
         <w:tc>
           <w:tcPr>
             <w:tcW w:type="dxa" w:w="200"/>
+            <w:tcBorders>
+              <w:top w:val="none" w:color="FFFFFF" w:sz="0"/>
+              <w:left w:val="none" w:color="FFFFFF" w:sz="0"/>
+              <w:bottom w:val="none" w:color="FFFFFF" w:sz="0"/>
+              <w:right w:val="none" w:color="FFFFFF" w:sz="0"/>
+            </w:tcBorders>
             <w:shd w:fill="F57C00" w:val="clear"/>
           </w:tcPr>
           <w:p/>
@@ -525,6 +561,12 @@
         <w:tc>
           <w:tcPr>
             <w:tcW w:type="dxa" w:w="9400"/>
+            <w:tcBorders>
+              <w:top w:val="none" w:color="FFFFFF" w:sz="0"/>
+              <w:left w:val="none" w:color="FFFFFF" w:sz="0"/>
+              <w:bottom w:val="none" w:color="FFFFFF" w:sz="0"/>
+              <w:right w:val="none" w:color="FFFFFF" w:sz="0"/>
+            </w:tcBorders>
             <w:shd w:fill="FFF3E0" w:val="clear"/>
           </w:tcPr>
           <w:p>
@@ -580,105 +622,7 @@
     </w:p>
     <w:p>
       <w:pPr>
-        <w:keepNext/>
-        <w:spacing w:after="80"/>
-      </w:pPr>
-      <w:r>
-        <w:rPr>
-          <w:rFonts w:ascii="Arial" w:cs="Arial" w:eastAsia="Arial" w:hAnsi="Arial"/>
-          <w:b/>
-          <w:bCs/>
-          <w:color w:val="212121"/>
-          <w:sz w:val="22"/>
-          <w:szCs w:val="22"/>
-        </w:rPr>
-        <w:t xml:space="preserve">Greitas kartojimas (visos temos):</w:t>
-      </w:r>
-    </w:p>
-    <w:p>
-      <w:pPr>
-        <w:keepNext/>
         <w:spacing w:after="60"/>
-        <w:ind w:left="360"/>
-      </w:pPr>
-      <w:r>
-        <w:rPr>
-          <w:rFonts w:ascii="Arial" w:cs="Arial" w:eastAsia="Arial" w:hAnsi="Arial"/>
-          <w:b/>
-          <w:bCs/>
-          <w:color w:val="F57C00"/>
-          <w:sz w:val="22"/>
-          <w:szCs w:val="22"/>
-        </w:rPr>
-        <w:t xml:space="preserve">1. </w:t>
-      </w:r>
-      <w:r>
-        <w:rPr>
-          <w:rFonts w:ascii="Arial" w:cs="Arial" w:eastAsia="Arial" w:hAnsi="Arial"/>
-          <w:color w:val="212121"/>
-          <w:sz w:val="22"/>
-          <w:szCs w:val="22"/>
-        </w:rPr>
-        <w:t xml:space="preserve">Įvardinkite 3 ergonomikos principus.</w:t>
-      </w:r>
-    </w:p>
-    <w:p>
-      <w:pPr>
-        <w:keepNext/>
-        <w:spacing w:after="60"/>
-        <w:ind w:left="360"/>
-      </w:pPr>
-      <w:r>
-        <w:rPr>
-          <w:rFonts w:ascii="Arial" w:cs="Arial" w:eastAsia="Arial" w:hAnsi="Arial"/>
-          <w:b/>
-          <w:bCs/>
-          <w:color w:val="F57C00"/>
-          <w:sz w:val="22"/>
-          <w:szCs w:val="22"/>
-        </w:rPr>
-        <w:t xml:space="preserve">2. </w:t>
-      </w:r>
-      <w:r>
-        <w:rPr>
-          <w:rFonts w:ascii="Arial" w:cs="Arial" w:eastAsia="Arial" w:hAnsi="Arial"/>
-          <w:color w:val="212121"/>
-          <w:sz w:val="22"/>
-          <w:szCs w:val="22"/>
-        </w:rPr>
-        <w:t xml:space="preserve">Ką daryti gavus įtartiną el. laišką? (3 žingsniai)</w:t>
-      </w:r>
-    </w:p>
-    <w:p>
-      <w:pPr>
-        <w:keepNext/>
-        <w:spacing w:after="60"/>
-        <w:ind w:left="360"/>
-      </w:pPr>
-      <w:r>
-        <w:rPr>
-          <w:rFonts w:ascii="Arial" w:cs="Arial" w:eastAsia="Arial" w:hAnsi="Arial"/>
-          <w:b/>
-          <w:bCs/>
-          <w:color w:val="F57C00"/>
-          <w:sz w:val="22"/>
-          <w:szCs w:val="22"/>
-        </w:rPr>
-        <w:t xml:space="preserve">3. </w:t>
-      </w:r>
-      <w:r>
-        <w:rPr>
-          <w:rFonts w:ascii="Arial" w:cs="Arial" w:eastAsia="Arial" w:hAnsi="Arial"/>
-          <w:color w:val="212121"/>
-          <w:sz w:val="22"/>
-          <w:szCs w:val="22"/>
-        </w:rPr>
-        <w:t xml:space="preserve">Įvardinkite 2 būdus sumažinti skaitmeninį pėdsaką.</w:t>
-      </w:r>
-    </w:p>
-    <w:p>
-      <w:pPr>
-        <w:spacing w:after="80"/>
         <w:ind w:left="240"/>
       </w:pPr>
       <w:r>
@@ -690,7 +634,85 @@
           <w:sz w:val="20"/>
           <w:szCs w:val="20"/>
         </w:rPr>
-        <w:t xml:space="preserve">Ryšys: „Kitą pamoką — vertinimas. Šiandien pasiruošime: pakartosime, pabandysime panašias užduotis ir pamatysime, kur dar reikia pasitempti.“</w:t>
+        <w:t xml:space="preserve">(Klausimai iš integravimo pamokos ir ankstesnių temų — aktyvuoti visą saugos modulio turinį.)</w:t>
+      </w:r>
+    </w:p>
+    <w:p>
+      <w:pPr>
+        <w:spacing w:after="60"/>
+        <w:ind w:left="360"/>
+      </w:pPr>
+      <w:r>
+        <w:rPr>
+          <w:rFonts w:ascii="Arial" w:cs="Arial" w:eastAsia="Arial" w:hAnsi="Arial"/>
+          <w:b/>
+          <w:bCs/>
+          <w:color w:val="F57C00"/>
+          <w:sz w:val="22"/>
+          <w:szCs w:val="22"/>
+        </w:rPr>
+        <w:t xml:space="preserve">1. </w:t>
+      </w:r>
+      <w:r>
+        <w:rPr>
+          <w:rFonts w:ascii="Arial" w:cs="Arial" w:eastAsia="Arial" w:hAnsi="Arial"/>
+          <w:color w:val="212121"/>
+          <w:sz w:val="22"/>
+          <w:szCs w:val="22"/>
+        </w:rPr>
+        <w:t xml:space="preserve">Integravimo pamokoje analizavote saugos scenarijus. Kokius tris žingsnius taikėte kiekvienoje situacijoje?</w:t>
+      </w:r>
+    </w:p>
+    <w:p>
+      <w:pPr>
+        <w:spacing w:after="60"/>
+        <w:ind w:left="360"/>
+      </w:pPr>
+      <w:r>
+        <w:rPr>
+          <w:rFonts w:ascii="Arial" w:cs="Arial" w:eastAsia="Arial" w:hAnsi="Arial"/>
+          <w:b/>
+          <w:bCs/>
+          <w:color w:val="F57C00"/>
+          <w:sz w:val="22"/>
+          <w:szCs w:val="22"/>
+        </w:rPr>
+        <w:t xml:space="preserve">2. </w:t>
+      </w:r>
+      <w:r>
+        <w:rPr>
+          <w:rFonts w:ascii="Arial" w:cs="Arial" w:eastAsia="Arial" w:hAnsi="Arial"/>
+          <w:color w:val="212121"/>
+          <w:sz w:val="22"/>
+          <w:szCs w:val="22"/>
+        </w:rPr>
+        <w:t xml:space="preserve">Viename iš scenarijų reikėjo atpažinti phishing. Kokie požymiai padėjo atskirti tikrą laišką nuo suklastoto?</w:t>
+      </w:r>
+    </w:p>
+    <w:p>
+      <w:pPr>
+        <w:spacing w:after="60"/>
+        <w:ind w:left="360"/>
+      </w:pPr>
+      <w:r>
+        <w:rPr>
+          <w:rFonts w:ascii="Arial" w:cs="Arial" w:eastAsia="Arial" w:hAnsi="Arial"/>
+          <w:b/>
+          <w:bCs/>
+          <w:color w:val="F57C00"/>
+          <w:sz w:val="22"/>
+          <w:szCs w:val="22"/>
+        </w:rPr>
+        <w:t xml:space="preserve">3. </w:t>
+      </w:r>
+      <w:r>
+        <w:rPr>
+          <w:rFonts w:ascii="Arial" w:cs="Arial" w:eastAsia="Arial" w:hAnsi="Arial"/>
+          <w:color w:val="212121"/>
+          <w:sz w:val="22"/>
+          <w:szCs w:val="22"/>
+        </w:rPr>
+        <w:t xml:space="preserve">Kuo skiriasi ergonomikos problema nuo skaitmeninės saugos problemos? Pateikite po vieną pavyzdį.</w:t>
       </w:r>
     </w:p>
     <w:p>
@@ -722,14 +744,26 @@
         <w:tc>
           <w:tcPr>
             <w:tcW w:type="dxa" w:w="200"/>
-            <w:shd w:fill="2E7D32" w:val="clear"/>
+            <w:tcBorders>
+              <w:top w:val="none" w:color="FFFFFF" w:sz="0"/>
+              <w:left w:val="none" w:color="FFFFFF" w:sz="0"/>
+              <w:bottom w:val="none" w:color="FFFFFF" w:sz="0"/>
+              <w:right w:val="none" w:color="FFFFFF" w:sz="0"/>
+            </w:tcBorders>
+            <w:shd w:fill="1565C0" w:val="clear"/>
           </w:tcPr>
           <w:p/>
         </w:tc>
         <w:tc>
           <w:tcPr>
             <w:tcW w:type="dxa" w:w="9400"/>
-            <w:shd w:fill="E8F5E9" w:val="clear"/>
+            <w:tcBorders>
+              <w:top w:val="none" w:color="FFFFFF" w:sz="0"/>
+              <w:left w:val="none" w:color="FFFFFF" w:sz="0"/>
+              <w:bottom w:val="none" w:color="FFFFFF" w:sz="0"/>
+              <w:right w:val="none" w:color="FFFFFF" w:sz="0"/>
+            </w:tcBorders>
+            <w:shd w:fill="E3F2FD" w:val="clear"/>
           </w:tcPr>
           <w:p>
             <w:r>
@@ -737,11 +771,11 @@
                 <w:rFonts w:ascii="Arial" w:cs="Arial" w:eastAsia="Arial" w:hAnsi="Arial"/>
                 <w:b/>
                 <w:bCs/>
-                <w:color w:val="2E7D32"/>
+                <w:color w:val="1565C0"/>
                 <w:sz w:val="24"/>
                 <w:szCs w:val="24"/>
               </w:rPr>
-              <w:t xml:space="preserve">Kartojimas ir reprezentacinės užduotys</w:t>
+              <w:t xml:space="preserve">Vertinimo formato apžvalga ir kartojimas</w:t>
             </w:r>
             <w:r>
               <w:rPr>
@@ -750,7 +784,7 @@
                 <w:sz w:val="20"/>
                 <w:szCs w:val="20"/>
               </w:rPr>
-              <w:t xml:space="preserve"> — ~28 min.</w:t>
+              <w:t xml:space="preserve"> — ~7 min.</w:t>
             </w:r>
           </w:p>
         </w:tc>
@@ -764,355 +798,164 @@
       <w:r>
         <w:rPr>
           <w:rFonts w:ascii="Arial" w:cs="Arial" w:eastAsia="Arial" w:hAnsi="Arial"/>
-          <w:b/>
-          <w:bCs/>
-          <w:color w:val="2E7D32"/>
-          <w:sz w:val="22"/>
-          <w:szCs w:val="22"/>
-        </w:rPr>
-        <w:t xml:space="preserve">1 dalis: Greitas kartojimas — ~8 min.</w:t>
-      </w:r>
-    </w:p>
-    <w:p>
-      <w:pPr>
-        <w:spacing w:after="80"/>
-      </w:pPr>
-      <w:r>
-        <w:rPr>
-          <w:rFonts w:ascii="Arial" w:cs="Arial" w:eastAsia="Arial" w:hAnsi="Arial"/>
-          <w:color w:val="212121"/>
-          <w:sz w:val="22"/>
-          <w:szCs w:val="22"/>
-        </w:rPr>
-        <w:t xml:space="preserve">Skaidrėse — pagrindinės sąvokos trumpomis korelėmis (ne ilgas dėstymas). Kiekvienai temai ~2 min.:</w:t>
-      </w:r>
-    </w:p>
-    <w:p>
-      <w:pPr>
-        <w:spacing w:after="80"/>
-        <w:ind w:left="360"/>
-      </w:pPr>
-      <w:r>
-        <w:rPr>
-          <w:rFonts w:ascii="Arial" w:cs="Arial" w:eastAsia="Arial" w:hAnsi="Arial"/>
-          <w:color w:val="212121"/>
-          <w:sz w:val="22"/>
-          <w:szCs w:val="22"/>
-        </w:rPr>
-        <w:t xml:space="preserve">  • Ergonomika: laikysena, 20-20-20, pertraukos, pratimai</w:t>
-      </w:r>
-    </w:p>
-    <w:p>
-      <w:pPr>
-        <w:spacing w:after="80"/>
-        <w:ind w:left="360"/>
-      </w:pPr>
-      <w:r>
-        <w:rPr>
-          <w:rFonts w:ascii="Arial" w:cs="Arial" w:eastAsia="Arial" w:hAnsi="Arial"/>
-          <w:color w:val="212121"/>
-          <w:sz w:val="22"/>
-          <w:szCs w:val="22"/>
-        </w:rPr>
-        <w:t xml:space="preserve">  • Privatumas: stiprus slaptažodis, 2FA, jautrūs duomenys</w:t>
-      </w:r>
-    </w:p>
-    <w:p>
-      <w:pPr>
-        <w:spacing w:after="80"/>
-        <w:ind w:left="360"/>
-      </w:pPr>
-      <w:r>
-        <w:rPr>
-          <w:rFonts w:ascii="Arial" w:cs="Arial" w:eastAsia="Arial" w:hAnsi="Arial"/>
-          <w:color w:val="212121"/>
-          <w:sz w:val="22"/>
-          <w:szCs w:val="22"/>
-        </w:rPr>
-        <w:t xml:space="preserve">  • Internetinės rizikos: phishing požymiai, algoritmas sustoti-patikrinti-pranešti</w:t>
-      </w:r>
-    </w:p>
-    <w:p>
-      <w:pPr>
-        <w:spacing w:after="80"/>
-        <w:ind w:left="360"/>
-      </w:pPr>
-      <w:r>
-        <w:rPr>
-          <w:rFonts w:ascii="Arial" w:cs="Arial" w:eastAsia="Arial" w:hAnsi="Arial"/>
-          <w:color w:val="212121"/>
-          <w:sz w:val="22"/>
-          <w:szCs w:val="22"/>
-        </w:rPr>
-        <w:t xml:space="preserve">  • Aplinkos poveikis: energija, e-atliekos, skaitmeninis pėdsakas</w:t>
-      </w:r>
-    </w:p>
-    <w:p>
-      <w:pPr>
-        <w:keepNext/>
-        <w:spacing w:after="80"/>
-      </w:pPr>
-      <w:r>
-        <w:rPr>
-          <w:rFonts w:ascii="Arial" w:cs="Arial" w:eastAsia="Arial" w:hAnsi="Arial"/>
-          <w:b/>
-          <w:bCs/>
-          <w:color w:val="2E7D32"/>
-          <w:sz w:val="22"/>
-          <w:szCs w:val="22"/>
-        </w:rPr>
-        <w:t xml:space="preserve">2 dalis: Reprezentacinės užduotys — ~15 min.</w:t>
-      </w:r>
-    </w:p>
-    <w:p>
-      <w:pPr>
-        <w:spacing w:after="80"/>
-      </w:pPr>
-      <w:r>
-        <w:rPr>
-          <w:rFonts w:ascii="Arial" w:cs="Arial" w:eastAsia="Arial" w:hAnsi="Arial"/>
-          <w:color w:val="212121"/>
-          <w:sz w:val="22"/>
-          <w:szCs w:val="22"/>
-        </w:rPr>
-        <w:t xml:space="preserve">Užduotys žodžiu, artimos vertinimo formatui. Skaidrėje rodomi klausimai, mokiniai atsako ir aptariame.</w:t>
-      </w:r>
-    </w:p>
-    <w:p>
-      <w:pPr>
-        <w:spacing w:after="80"/>
-        <w:ind w:left="360"/>
-      </w:pPr>
-      <w:r>
-        <w:rPr>
-          <w:rFonts w:ascii="Arial" w:cs="Arial" w:eastAsia="Arial" w:hAnsi="Arial"/>
-          <w:color w:val="212121"/>
-          <w:sz w:val="22"/>
-          <w:szCs w:val="22"/>
-        </w:rPr>
-        <w:t xml:space="preserve">1. „Slaptažodis 'Mokykla2024' — stiprus ar silpnas? Kodėl? Kaip pagerinti?“</w:t>
-      </w:r>
-    </w:p>
-    <w:p>
-      <w:pPr>
-        <w:spacing w:after="80"/>
-        <w:ind w:left="360"/>
-      </w:pPr>
-      <w:r>
-        <w:rPr>
-          <w:rFonts w:ascii="Arial" w:cs="Arial" w:eastAsia="Arial" w:hAnsi="Arial"/>
-          <w:color w:val="212121"/>
-          <w:sz w:val="22"/>
-          <w:szCs w:val="22"/>
-        </w:rPr>
-        <w:t xml:space="preserve">2. „Aprašykite, kas yra 2FA ir kaip ji apsaugo paskyrą.“</w:t>
-      </w:r>
-    </w:p>
-    <w:p>
-      <w:pPr>
-        <w:spacing w:after="80"/>
-        <w:ind w:left="360"/>
-      </w:pPr>
-      <w:r>
-        <w:rPr>
-          <w:rFonts w:ascii="Arial" w:cs="Arial" w:eastAsia="Arial" w:hAnsi="Arial"/>
-          <w:color w:val="212121"/>
-          <w:sz w:val="22"/>
-          <w:szCs w:val="22"/>
-        </w:rPr>
-        <w:t xml:space="preserve">3. „Kokie 3 požymiai rodo, kad el. laiškas gali būti phishing?“</w:t>
-      </w:r>
-    </w:p>
-    <w:p>
-      <w:pPr>
-        <w:spacing w:after="80"/>
-        <w:ind w:left="360"/>
-      </w:pPr>
-      <w:r>
-        <w:rPr>
-          <w:rFonts w:ascii="Arial" w:cs="Arial" w:eastAsia="Arial" w:hAnsi="Arial"/>
-          <w:color w:val="212121"/>
-          <w:sz w:val="22"/>
-          <w:szCs w:val="22"/>
-        </w:rPr>
-        <w:t xml:space="preserve">4. „Pateikite 2 konkrečius pavyzdžius, kaip mokinys gali sumažinti savo skaitmeninį pėdsaką.“</w:t>
-      </w:r>
-    </w:p>
-    <w:p>
-      <w:pPr>
-        <w:spacing w:after="80"/>
-        <w:ind w:left="360"/>
-      </w:pPr>
-      <w:r>
-        <w:rPr>
-          <w:rFonts w:ascii="Arial" w:cs="Arial" w:eastAsia="Arial" w:hAnsi="Arial"/>
-          <w:color w:val="212121"/>
-          <w:sz w:val="22"/>
-          <w:szCs w:val="22"/>
-        </w:rPr>
-        <w:t xml:space="preserve">5. Scenarijus: „Gauni žinutę socialiniame tinkle nuo nepažįstamo žmogaus, kuris siūlo nemokamą dovaną. Ką daryti ir kodėl?“</w:t>
-      </w:r>
-    </w:p>
-    <w:p>
-      <w:pPr>
-        <w:spacing w:after="80"/>
-      </w:pPr>
-      <w:r>
-        <w:rPr>
-          <w:rFonts w:ascii="Arial" w:cs="Arial" w:eastAsia="Arial" w:hAnsi="Arial"/>
-          <w:color w:val="212121"/>
-          <w:sz w:val="22"/>
-          <w:szCs w:val="22"/>
-        </w:rPr>
-        <w:t xml:space="preserve">Po kiekvienų 2–3 klausimų — trumpas aptarimas ir teisingo atsakymo išskyrimas.</w:t>
-      </w:r>
-    </w:p>
-    <w:p>
-      <w:pPr>
-        <w:keepNext/>
-        <w:spacing w:after="80"/>
-      </w:pPr>
-      <w:r>
-        <w:rPr>
-          <w:rFonts w:ascii="Arial" w:cs="Arial" w:eastAsia="Arial" w:hAnsi="Arial"/>
-          <w:b/>
-          <w:bCs/>
-          <w:color w:val="2E7D32"/>
-          <w:sz w:val="22"/>
-          <w:szCs w:val="22"/>
-        </w:rPr>
-        <w:t xml:space="preserve">3 dalis: Dažnų klaidų analizė — ~5 min.</w:t>
-      </w:r>
-    </w:p>
-    <w:p>
-      <w:pPr>
-        <w:spacing w:after="80"/>
-      </w:pPr>
-      <w:r>
-        <w:rPr>
-          <w:rFonts w:ascii="Arial" w:cs="Arial" w:eastAsia="Arial" w:hAnsi="Arial"/>
-          <w:color w:val="212121"/>
-          <w:sz w:val="22"/>
-          <w:szCs w:val="22"/>
-        </w:rPr>
-        <w:t xml:space="preserve">Parodykite skaidrėje dažniausias klaidas iš ankstesnių pamokų:</w:t>
-      </w:r>
-    </w:p>
-    <w:p>
-      <w:pPr>
-        <w:keepLines/>
-        <w:shd w:fill="FFF8E1" w:val="clear"/>
-        <w:spacing w:after="80" w:before="80"/>
-        <w:ind w:left="240"/>
-      </w:pPr>
-      <w:r>
-        <w:rPr>
-          <w:rFonts w:ascii="Arial" w:cs="Arial" w:eastAsia="Arial" w:hAnsi="Arial"/>
-          <w:b/>
-          <w:bCs/>
-          <w:color w:val="E65100"/>
-          <w:sz w:val="22"/>
-          <w:szCs w:val="22"/>
-        </w:rPr>
-        <w:t xml:space="preserve">⚠ Dažna klaida: </w:t>
-      </w:r>
-      <w:r>
-        <w:rPr>
-          <w:rFonts w:ascii="Arial" w:cs="Arial" w:eastAsia="Arial" w:hAnsi="Arial"/>
-          <w:color w:val="212121"/>
-          <w:sz w:val="22"/>
-          <w:szCs w:val="22"/>
-        </w:rPr>
-        <w:t xml:space="preserve">paišti 2FA kaip dviejų slaptažodžių turėjimą. </w:t>
-      </w:r>
-      <w:r>
-        <w:rPr>
-          <w:rFonts w:ascii="Arial" w:cs="Arial" w:eastAsia="Arial" w:hAnsi="Arial"/>
-          <w:b/>
-          <w:bCs/>
-          <w:color w:val="212121"/>
-          <w:sz w:val="22"/>
-          <w:szCs w:val="22"/>
-        </w:rPr>
-        <w:t xml:space="preserve">Taisyklė: 2FA = žinojimas + turėjimas.</w:t>
-      </w:r>
-    </w:p>
-    <w:p>
-      <w:pPr>
-        <w:keepLines/>
-        <w:shd w:fill="FFF8E1" w:val="clear"/>
-        <w:spacing w:after="80" w:before="80"/>
-        <w:ind w:left="240"/>
-      </w:pPr>
-      <w:r>
-        <w:rPr>
-          <w:rFonts w:ascii="Arial" w:cs="Arial" w:eastAsia="Arial" w:hAnsi="Arial"/>
-          <w:b/>
-          <w:bCs/>
-          <w:color w:val="E65100"/>
-          <w:sz w:val="22"/>
-          <w:szCs w:val="22"/>
-        </w:rPr>
-        <w:t xml:space="preserve">⚠ Dažna klaida: </w:t>
-      </w:r>
-      <w:r>
-        <w:rPr>
-          <w:rFonts w:ascii="Arial" w:cs="Arial" w:eastAsia="Arial" w:hAnsi="Arial"/>
-          <w:color w:val="212121"/>
-          <w:sz w:val="22"/>
-          <w:szCs w:val="22"/>
-        </w:rPr>
-        <w:t xml:space="preserve">galvoti, kad phishing ateina tik el. paštu. </w:t>
-      </w:r>
-      <w:r>
-        <w:rPr>
-          <w:rFonts w:ascii="Arial" w:cs="Arial" w:eastAsia="Arial" w:hAnsi="Arial"/>
-          <w:b/>
-          <w:bCs/>
-          <w:color w:val="212121"/>
-          <w:sz w:val="22"/>
-          <w:szCs w:val="22"/>
-        </w:rPr>
-        <w:t xml:space="preserve">Taisyklė: Phishing = SMS, skambučiai, socialiniai tinklai.</w:t>
-      </w:r>
-    </w:p>
-    <w:p>
-      <w:pPr>
-        <w:keepLines/>
-        <w:shd w:fill="FFF8E1" w:val="clear"/>
-        <w:spacing w:after="80" w:before="80"/>
-        <w:ind w:left="240"/>
-      </w:pPr>
-      <w:r>
-        <w:rPr>
-          <w:rFonts w:ascii="Arial" w:cs="Arial" w:eastAsia="Arial" w:hAnsi="Arial"/>
-          <w:b/>
-          <w:bCs/>
-          <w:color w:val="E65100"/>
-          <w:sz w:val="22"/>
-          <w:szCs w:val="22"/>
-        </w:rPr>
-        <w:t xml:space="preserve">⚠ Dažna klaida: </w:t>
-      </w:r>
-      <w:r>
-        <w:rPr>
-          <w:rFonts w:ascii="Arial" w:cs="Arial" w:eastAsia="Arial" w:hAnsi="Arial"/>
-          <w:color w:val="212121"/>
-          <w:sz w:val="22"/>
-          <w:szCs w:val="22"/>
-        </w:rPr>
-        <w:t xml:space="preserve">sakyti, kad e-atliekos — tik senus kompiuterius išmesti. </w:t>
-      </w:r>
-      <w:r>
-        <w:rPr>
-          <w:rFonts w:ascii="Arial" w:cs="Arial" w:eastAsia="Arial" w:hAnsi="Arial"/>
-          <w:b/>
-          <w:bCs/>
-          <w:color w:val="212121"/>
-          <w:sz w:val="22"/>
-          <w:szCs w:val="22"/>
-        </w:rPr>
-        <w:t xml:space="preserve">Taisyklė: E-atliekos = visi elektroniniai įrenginiai, įskaitant laidus ir akumuliatorius.</w:t>
+          <w:color w:val="212121"/>
+          <w:sz w:val="22"/>
+          <w:szCs w:val="22"/>
+        </w:rPr>
+        <w:t xml:space="preserve">Trumpai pristatykite vertinimo struktūrą ir lūkesčius:</w:t>
+      </w:r>
+    </w:p>
+    <w:p>
+      <w:pPr>
+        <w:spacing w:after="80"/>
+      </w:pPr>
+      <w:r>
+        <w:rPr>
+          <w:rFonts w:ascii="Arial" w:cs="Arial" w:eastAsia="Arial" w:hAnsi="Arial"/>
+          <w:b/>
+          <w:bCs/>
+          <w:color w:val="424242"/>
+          <w:sz w:val="22"/>
+          <w:szCs w:val="22"/>
+        </w:rPr>
+        <w:t xml:space="preserve">Vertinimo formatas: </w:t>
+      </w:r>
+      <w:r>
+        <w:rPr>
+          <w:rFonts w:ascii="Arial" w:cs="Arial" w:eastAsia="Arial" w:hAnsi="Arial"/>
+          <w:color w:val="212121"/>
+          <w:sz w:val="22"/>
+          <w:szCs w:val="22"/>
+        </w:rPr>
+        <w:t xml:space="preserve">testas Testmoz platformoje. Klausimų tipai: uždari (pasirinkimas iš kelių variantų), trumpi atviri atsakymai, scenarijų analizė.</w:t>
+      </w:r>
+    </w:p>
+    <w:p>
+      <w:pPr>
+        <w:spacing w:after="80"/>
+      </w:pPr>
+      <w:r>
+        <w:rPr>
+          <w:rFonts w:ascii="Arial" w:cs="Arial" w:eastAsia="Arial" w:hAnsi="Arial"/>
+          <w:color w:val="212121"/>
+          <w:sz w:val="22"/>
+          <w:szCs w:val="22"/>
+        </w:rPr>
+        <w:t xml:space="preserve">Paaiškinkite, kad vertinime bus klausimai iš visų keturių temų. Parodykite skaidrėje saugos temų kontrolinį sąrašą:</w:t>
+      </w:r>
+    </w:p>
+    <w:p>
+      <w:pPr>
+        <w:spacing w:after="80"/>
+      </w:pPr>
+      <w:r>
+        <w:rPr>
+          <w:rFonts w:ascii="Arial" w:cs="Arial" w:eastAsia="Arial" w:hAnsi="Arial"/>
+          <w:b/>
+          <w:bCs/>
+          <w:color w:val="1565C0"/>
+          <w:sz w:val="22"/>
+          <w:szCs w:val="22"/>
+        </w:rPr>
+        <w:t xml:space="preserve">1. </w:t>
+      </w:r>
+      <w:r>
+        <w:rPr>
+          <w:rFonts w:ascii="Arial" w:cs="Arial" w:eastAsia="Arial" w:hAnsi="Arial"/>
+          <w:color w:val="212121"/>
+          <w:sz w:val="22"/>
+          <w:szCs w:val="22"/>
+        </w:rPr>
+        <w:t xml:space="preserve">Ergonomika: laikysena, ekrano padėtis, 20-20-20 taisyklė, pertraukų svarba, nuovargį šalinantys pratimai.</w:t>
+      </w:r>
+    </w:p>
+    <w:p>
+      <w:pPr>
+        <w:spacing w:after="80"/>
+      </w:pPr>
+      <w:r>
+        <w:rPr>
+          <w:rFonts w:ascii="Arial" w:cs="Arial" w:eastAsia="Arial" w:hAnsi="Arial"/>
+          <w:b/>
+          <w:bCs/>
+          <w:color w:val="1565C0"/>
+          <w:sz w:val="22"/>
+          <w:szCs w:val="22"/>
+        </w:rPr>
+        <w:t xml:space="preserve">2. </w:t>
+      </w:r>
+      <w:r>
+        <w:rPr>
+          <w:rFonts w:ascii="Arial" w:cs="Arial" w:eastAsia="Arial" w:hAnsi="Arial"/>
+          <w:color w:val="212121"/>
+          <w:sz w:val="22"/>
+          <w:szCs w:val="22"/>
+        </w:rPr>
+        <w:t xml:space="preserve">Privatumas ir paskyrų sauga: stipraus slaptažodžio kriterijai, 2FA veikimo logika, jautrūs asmeniniai duomenys.</w:t>
+      </w:r>
+    </w:p>
+    <w:p>
+      <w:pPr>
+        <w:spacing w:after="80"/>
+      </w:pPr>
+      <w:r>
+        <w:rPr>
+          <w:rFonts w:ascii="Arial" w:cs="Arial" w:eastAsia="Arial" w:hAnsi="Arial"/>
+          <w:b/>
+          <w:bCs/>
+          <w:color w:val="1565C0"/>
+          <w:sz w:val="22"/>
+          <w:szCs w:val="22"/>
+        </w:rPr>
+        <w:t xml:space="preserve">3. </w:t>
+      </w:r>
+      <w:r>
+        <w:rPr>
+          <w:rFonts w:ascii="Arial" w:cs="Arial" w:eastAsia="Arial" w:hAnsi="Arial"/>
+          <w:color w:val="212121"/>
+          <w:sz w:val="22"/>
+          <w:szCs w:val="22"/>
+        </w:rPr>
+        <w:t xml:space="preserve">Internetinės rizikos: phishing požymiai, socialinė inžinerija, melagienos, algoritmas SUSTOTI→PATIKRINTI→PRANEŠTI.</w:t>
+      </w:r>
+    </w:p>
+    <w:p>
+      <w:pPr>
+        <w:spacing w:after="80"/>
+      </w:pPr>
+      <w:r>
+        <w:rPr>
+          <w:rFonts w:ascii="Arial" w:cs="Arial" w:eastAsia="Arial" w:hAnsi="Arial"/>
+          <w:b/>
+          <w:bCs/>
+          <w:color w:val="1565C0"/>
+          <w:sz w:val="22"/>
+          <w:szCs w:val="22"/>
+        </w:rPr>
+        <w:t xml:space="preserve">4. </w:t>
+      </w:r>
+      <w:r>
+        <w:rPr>
+          <w:rFonts w:ascii="Arial" w:cs="Arial" w:eastAsia="Arial" w:hAnsi="Arial"/>
+          <w:color w:val="212121"/>
+          <w:sz w:val="22"/>
+          <w:szCs w:val="22"/>
+        </w:rPr>
+        <w:t xml:space="preserve">Aplinkos poveikis: energijos suvartojimas, e-atliekos, skaitmeninis pėdsakas, ST nauda aplinkai.</w:t>
+      </w:r>
+    </w:p>
+    <w:p>
+      <w:pPr>
+        <w:spacing w:after="80"/>
+      </w:pPr>
+      <w:r>
+        <w:rPr>
+          <w:rFonts w:ascii="Arial" w:cs="Arial" w:eastAsia="Arial" w:hAnsi="Arial"/>
+          <w:color w:val="212121"/>
+          <w:sz w:val="22"/>
+          <w:szCs w:val="22"/>
+        </w:rPr>
+        <w:t xml:space="preserve">Pabrėžkite: vertinime svarbu ne tik prisiminti sąvokas, bet ir pritaikyti jas scenarijuose bei argumentuoti savo atsakymą.</w:t>
       </w:r>
     </w:p>
     <w:p>
@@ -1144,6 +987,563 @@
         <w:tc>
           <w:tcPr>
             <w:tcW w:type="dxa" w:w="200"/>
+            <w:tcBorders>
+              <w:top w:val="none" w:color="FFFFFF" w:sz="0"/>
+              <w:left w:val="none" w:color="FFFFFF" w:sz="0"/>
+              <w:bottom w:val="none" w:color="FFFFFF" w:sz="0"/>
+              <w:right w:val="none" w:color="FFFFFF" w:sz="0"/>
+            </w:tcBorders>
+            <w:shd w:fill="2E7D32" w:val="clear"/>
+          </w:tcPr>
+          <w:p/>
+        </w:tc>
+        <w:tc>
+          <w:tcPr>
+            <w:tcW w:type="dxa" w:w="9400"/>
+            <w:tcBorders>
+              <w:top w:val="none" w:color="FFFFFF" w:sz="0"/>
+              <w:left w:val="none" w:color="FFFFFF" w:sz="0"/>
+              <w:bottom w:val="none" w:color="FFFFFF" w:sz="0"/>
+              <w:right w:val="none" w:color="FFFFFF" w:sz="0"/>
+            </w:tcBorders>
+            <w:shd w:fill="E8F5E9" w:val="clear"/>
+          </w:tcPr>
+          <w:p>
+            <w:r>
+              <w:rPr>
+                <w:rFonts w:ascii="Arial" w:cs="Arial" w:eastAsia="Arial" w:hAnsi="Arial"/>
+                <w:b/>
+                <w:bCs/>
+                <w:color w:val="2E7D32"/>
+                <w:sz w:val="24"/>
+                <w:szCs w:val="24"/>
+              </w:rPr>
+              <w:t xml:space="preserve">Reprezentacinės užduotys</w:t>
+            </w:r>
+            <w:r>
+              <w:rPr>
+                <w:rFonts w:ascii="Arial" w:cs="Arial" w:eastAsia="Arial" w:hAnsi="Arial"/>
+                <w:color w:val="757575"/>
+                <w:sz w:val="20"/>
+                <w:szCs w:val="20"/>
+              </w:rPr>
+              <w:t xml:space="preserve"> — ~20 min.</w:t>
+            </w:r>
+          </w:p>
+        </w:tc>
+      </w:tr>
+    </w:tbl>
+    <w:p>
+      <w:pPr>
+        <w:keepNext/>
+        <w:spacing w:after="80"/>
+      </w:pPr>
+      <w:r>
+        <w:rPr>
+          <w:rFonts w:ascii="Arial" w:cs="Arial" w:eastAsia="Arial" w:hAnsi="Arial"/>
+          <w:color w:val="212121"/>
+          <w:sz w:val="22"/>
+          <w:szCs w:val="22"/>
+        </w:rPr>
+        <w:t xml:space="preserve">Mokiniai dirba individualiai. Užduotys artimos vertinimo formatui. Instrukcijos skaidrėje.</w:t>
+      </w:r>
+    </w:p>
+    <w:p>
+      <w:pPr>
+        <w:spacing w:after="80"/>
+      </w:pPr>
+      <w:r>
+        <w:rPr>
+          <w:rFonts w:ascii="Arial" w:cs="Arial" w:eastAsia="Arial" w:hAnsi="Arial"/>
+          <w:b/>
+          <w:bCs/>
+          <w:color w:val="2E7D32"/>
+          <w:sz w:val="22"/>
+          <w:szCs w:val="22"/>
+        </w:rPr>
+        <w:t xml:space="preserve">1 dalis: trumpieji klausimai (~8 min.)</w:t>
+      </w:r>
+    </w:p>
+    <w:p>
+      <w:pPr>
+        <w:spacing w:after="80"/>
+      </w:pPr>
+      <w:r>
+        <w:rPr>
+          <w:rFonts w:ascii="Arial" w:cs="Arial" w:eastAsia="Arial" w:hAnsi="Arial"/>
+          <w:color w:val="212121"/>
+          <w:sz w:val="22"/>
+          <w:szCs w:val="22"/>
+        </w:rPr>
+        <w:t xml:space="preserve">Parodykite skaidrėje 6 klausimus. Mokiniai atsako žodžiu, kai paklausiami. Po kiekvieno klausimo trumpai aptarkite teisingą atsakymą.</w:t>
+      </w:r>
+    </w:p>
+    <w:p>
+      <w:pPr>
+        <w:spacing w:after="60"/>
+        <w:ind w:left="360"/>
+      </w:pPr>
+      <w:r>
+        <w:rPr>
+          <w:rFonts w:ascii="Arial" w:cs="Arial" w:eastAsia="Arial" w:hAnsi="Arial"/>
+          <w:b/>
+          <w:bCs/>
+          <w:color w:val="2E7D32"/>
+          <w:sz w:val="22"/>
+          <w:szCs w:val="22"/>
+        </w:rPr>
+        <w:t xml:space="preserve">1. </w:t>
+      </w:r>
+      <w:r>
+        <w:rPr>
+          <w:rFonts w:ascii="Arial" w:cs="Arial" w:eastAsia="Arial" w:hAnsi="Arial"/>
+          <w:color w:val="212121"/>
+          <w:sz w:val="22"/>
+          <w:szCs w:val="22"/>
+        </w:rPr>
+        <w:t xml:space="preserve">Koks yra rekomenduojamas atstumas nuo akių iki ekrano ir kodėl jis svarbus?</w:t>
+      </w:r>
+    </w:p>
+    <w:p>
+      <w:pPr>
+        <w:spacing w:after="60"/>
+        <w:ind w:left="360"/>
+      </w:pPr>
+      <w:r>
+        <w:rPr>
+          <w:rFonts w:ascii="Arial" w:cs="Arial" w:eastAsia="Arial" w:hAnsi="Arial"/>
+          <w:b/>
+          <w:bCs/>
+          <w:color w:val="2E7D32"/>
+          <w:sz w:val="22"/>
+          <w:szCs w:val="22"/>
+        </w:rPr>
+        <w:t xml:space="preserve">2. </w:t>
+      </w:r>
+      <w:r>
+        <w:rPr>
+          <w:rFonts w:ascii="Arial" w:cs="Arial" w:eastAsia="Arial" w:hAnsi="Arial"/>
+          <w:color w:val="212121"/>
+          <w:sz w:val="22"/>
+          <w:szCs w:val="22"/>
+        </w:rPr>
+        <w:t xml:space="preserve">Kodėl dviejų veiksnių autentifikacija (2FA) apsaugo net tada, kai slaptažodis pavogtas?</w:t>
+      </w:r>
+    </w:p>
+    <w:p>
+      <w:pPr>
+        <w:spacing w:after="60"/>
+        <w:ind w:left="360"/>
+      </w:pPr>
+      <w:r>
+        <w:rPr>
+          <w:rFonts w:ascii="Arial" w:cs="Arial" w:eastAsia="Arial" w:hAnsi="Arial"/>
+          <w:b/>
+          <w:bCs/>
+          <w:color w:val="2E7D32"/>
+          <w:sz w:val="22"/>
+          <w:szCs w:val="22"/>
+        </w:rPr>
+        <w:t xml:space="preserve">3. </w:t>
+      </w:r>
+      <w:r>
+        <w:rPr>
+          <w:rFonts w:ascii="Arial" w:cs="Arial" w:eastAsia="Arial" w:hAnsi="Arial"/>
+          <w:color w:val="212121"/>
+          <w:sz w:val="22"/>
+          <w:szCs w:val="22"/>
+        </w:rPr>
+        <w:t xml:space="preserve">Kas yra socialinė inžinerija ir kuo ji skiriasi nuo phishing?</w:t>
+      </w:r>
+    </w:p>
+    <w:p>
+      <w:pPr>
+        <w:spacing w:after="60"/>
+        <w:ind w:left="360"/>
+      </w:pPr>
+      <w:r>
+        <w:rPr>
+          <w:rFonts w:ascii="Arial" w:cs="Arial" w:eastAsia="Arial" w:hAnsi="Arial"/>
+          <w:b/>
+          <w:bCs/>
+          <w:color w:val="2E7D32"/>
+          <w:sz w:val="22"/>
+          <w:szCs w:val="22"/>
+        </w:rPr>
+        <w:t xml:space="preserve">4. </w:t>
+      </w:r>
+      <w:r>
+        <w:rPr>
+          <w:rFonts w:ascii="Arial" w:cs="Arial" w:eastAsia="Arial" w:hAnsi="Arial"/>
+          <w:color w:val="212121"/>
+          <w:sz w:val="22"/>
+          <w:szCs w:val="22"/>
+        </w:rPr>
+        <w:t xml:space="preserve">Kodėl srautinis vaizdo įrašas sunaudoja daugiau energijos nei tekstinė žinutė?</w:t>
+      </w:r>
+    </w:p>
+    <w:p>
+      <w:pPr>
+        <w:spacing w:after="60"/>
+        <w:ind w:left="360"/>
+      </w:pPr>
+      <w:r>
+        <w:rPr>
+          <w:rFonts w:ascii="Arial" w:cs="Arial" w:eastAsia="Arial" w:hAnsi="Arial"/>
+          <w:b/>
+          <w:bCs/>
+          <w:color w:val="2E7D32"/>
+          <w:sz w:val="22"/>
+          <w:szCs w:val="22"/>
+        </w:rPr>
+        <w:t xml:space="preserve">5. </w:t>
+      </w:r>
+      <w:r>
+        <w:rPr>
+          <w:rFonts w:ascii="Arial" w:cs="Arial" w:eastAsia="Arial" w:hAnsi="Arial"/>
+          <w:color w:val="212121"/>
+          <w:sz w:val="22"/>
+          <w:szCs w:val="22"/>
+        </w:rPr>
+        <w:t xml:space="preserve">Įvardinkite du e-atliekų pavojus aplinkai.</w:t>
+      </w:r>
+    </w:p>
+    <w:p>
+      <w:pPr>
+        <w:spacing w:after="60"/>
+        <w:ind w:left="360"/>
+      </w:pPr>
+      <w:r>
+        <w:rPr>
+          <w:rFonts w:ascii="Arial" w:cs="Arial" w:eastAsia="Arial" w:hAnsi="Arial"/>
+          <w:b/>
+          <w:bCs/>
+          <w:color w:val="2E7D32"/>
+          <w:sz w:val="22"/>
+          <w:szCs w:val="22"/>
+        </w:rPr>
+        <w:t xml:space="preserve">6. </w:t>
+      </w:r>
+      <w:r>
+        <w:rPr>
+          <w:rFonts w:ascii="Arial" w:cs="Arial" w:eastAsia="Arial" w:hAnsi="Arial"/>
+          <w:color w:val="212121"/>
+          <w:sz w:val="22"/>
+          <w:szCs w:val="22"/>
+        </w:rPr>
+        <w:t xml:space="preserve">Kokie yra trys pagrindiniai stipraus slaptažodžio kriterijai?</w:t>
+      </w:r>
+    </w:p>
+    <w:p>
+      <w:pPr>
+        <w:keepLines/>
+        <w:shd w:fill="FFF8E1" w:val="clear"/>
+        <w:spacing w:after="80" w:before="80"/>
+        <w:ind w:left="240"/>
+      </w:pPr>
+      <w:r>
+        <w:rPr>
+          <w:rFonts w:ascii="Arial" w:cs="Arial" w:eastAsia="Arial" w:hAnsi="Arial"/>
+          <w:b/>
+          <w:bCs/>
+          <w:color w:val="E65100"/>
+          <w:sz w:val="22"/>
+          <w:szCs w:val="22"/>
+        </w:rPr>
+        <w:t xml:space="preserve">⚠ Dažna klaida: </w:t>
+      </w:r>
+      <w:r>
+        <w:rPr>
+          <w:rFonts w:ascii="Arial" w:cs="Arial" w:eastAsia="Arial" w:hAnsi="Arial"/>
+          <w:color w:val="212121"/>
+          <w:sz w:val="22"/>
+          <w:szCs w:val="22"/>
+        </w:rPr>
+        <w:t xml:space="preserve">mokiniai atsako bendrai: „slaptažodis turi būti stiprus“, be konkrečių kriterijų. </w:t>
+      </w:r>
+      <w:r>
+        <w:rPr>
+          <w:rFonts w:ascii="Arial" w:cs="Arial" w:eastAsia="Arial" w:hAnsi="Arial"/>
+          <w:b/>
+          <w:bCs/>
+          <w:color w:val="212121"/>
+          <w:sz w:val="22"/>
+          <w:szCs w:val="22"/>
+        </w:rPr>
+        <w:t xml:space="preserve">Taisyklė: reikalaukite tikslių kriterijų: ilgis (12+ simbolių), simbolių įvairovė (didžiosios, mažosios, skaičiai, specialieji), ne asmeninė informacija.</w:t>
+      </w:r>
+    </w:p>
+    <w:p>
+      <w:pPr>
+        <w:spacing w:after="80"/>
+      </w:pPr>
+      <w:r>
+        <w:rPr>
+          <w:rFonts w:ascii="Arial" w:cs="Arial" w:eastAsia="Arial" w:hAnsi="Arial"/>
+          <w:b/>
+          <w:bCs/>
+          <w:color w:val="2E7D32"/>
+          <w:sz w:val="22"/>
+          <w:szCs w:val="22"/>
+        </w:rPr>
+        <w:t xml:space="preserve">2 dalis: scenarijų analizė (~12 min.)</w:t>
+      </w:r>
+    </w:p>
+    <w:p>
+      <w:pPr>
+        <w:spacing w:after="80"/>
+      </w:pPr>
+      <w:r>
+        <w:rPr>
+          <w:rFonts w:ascii="Arial" w:cs="Arial" w:eastAsia="Arial" w:hAnsi="Arial"/>
+          <w:color w:val="212121"/>
+          <w:sz w:val="22"/>
+          <w:szCs w:val="22"/>
+        </w:rPr>
+        <w:t xml:space="preserve">Parodykite skaidrėje 3 scenarijus. Kiekvienam mokiniai turi: (a) identifikuoti problemą, (b) nurodyti taisyklę ar principą, (c) pasiūlyti konkretų veiksmą.</w:t>
+      </w:r>
+    </w:p>
+    <w:p>
+      <w:pPr>
+        <w:spacing w:after="80"/>
+      </w:pPr>
+      <w:r>
+        <w:rPr>
+          <w:rFonts w:ascii="Arial" w:cs="Arial" w:eastAsia="Arial" w:hAnsi="Arial"/>
+          <w:b/>
+          <w:bCs/>
+          <w:color w:val="424242"/>
+          <w:sz w:val="22"/>
+          <w:szCs w:val="22"/>
+        </w:rPr>
+        <w:t xml:space="preserve">A scenarijus: </w:t>
+      </w:r>
+      <w:r>
+        <w:rPr>
+          <w:rFonts w:ascii="Arial" w:cs="Arial" w:eastAsia="Arial" w:hAnsi="Arial"/>
+          <w:color w:val="212121"/>
+          <w:sz w:val="22"/>
+          <w:szCs w:val="22"/>
+        </w:rPr>
+        <w:t xml:space="preserve">„Gavote el. laišką iš banko, kuriame prašoma skubiai patvirtinti savo duomenis paspaudus nuorodą. Laiškas turi banko logotipą, bet siuntėjo adresas yra info@bnak-lt.com.“</w:t>
+      </w:r>
+    </w:p>
+    <w:p>
+      <w:pPr>
+        <w:spacing w:after="80"/>
+        <w:ind w:left="240"/>
+      </w:pPr>
+      <w:r>
+        <w:rPr>
+          <w:rFonts w:ascii="Arial" w:cs="Arial" w:eastAsia="Arial" w:hAnsi="Arial"/>
+          <w:i/>
+          <w:iCs/>
+          <w:color w:val="616161"/>
+          <w:sz w:val="22"/>
+          <w:szCs w:val="22"/>
+        </w:rPr>
+        <w:t xml:space="preserve">Tikėtinas atsakymas: </w:t>
+      </w:r>
+      <w:r>
+        <w:rPr>
+          <w:rFonts w:ascii="Arial" w:cs="Arial" w:eastAsia="Arial" w:hAnsi="Arial"/>
+          <w:color w:val="212121"/>
+          <w:sz w:val="22"/>
+          <w:szCs w:val="22"/>
+        </w:rPr>
+        <w:t xml:space="preserve">phishing (neteisingas domeno vardas, skubos spaudimas). Veiksmas: nespausti nuorodos, pranešti suaugusiajam arba IT skyriui.</w:t>
+      </w:r>
+    </w:p>
+    <w:p>
+      <w:pPr>
+        <w:spacing w:after="80"/>
+      </w:pPr>
+      <w:r>
+        <w:rPr>
+          <w:rFonts w:ascii="Arial" w:cs="Arial" w:eastAsia="Arial" w:hAnsi="Arial"/>
+          <w:b/>
+          <w:bCs/>
+          <w:color w:val="424242"/>
+          <w:sz w:val="22"/>
+          <w:szCs w:val="22"/>
+        </w:rPr>
+        <w:t xml:space="preserve">B scenarijus: </w:t>
+      </w:r>
+      <w:r>
+        <w:rPr>
+          <w:rFonts w:ascii="Arial" w:cs="Arial" w:eastAsia="Arial" w:hAnsi="Arial"/>
+          <w:color w:val="212121"/>
+          <w:sz w:val="22"/>
+          <w:szCs w:val="22"/>
+        </w:rPr>
+        <w:t xml:space="preserve">„Mokinys 6 valandas iš eilės rašo referatą kompiuteriu. Jaučia nugaros skausmą ir akių ašarojimą.“</w:t>
+      </w:r>
+    </w:p>
+    <w:p>
+      <w:pPr>
+        <w:spacing w:after="80"/>
+        <w:ind w:left="240"/>
+      </w:pPr>
+      <w:r>
+        <w:rPr>
+          <w:rFonts w:ascii="Arial" w:cs="Arial" w:eastAsia="Arial" w:hAnsi="Arial"/>
+          <w:i/>
+          <w:iCs/>
+          <w:color w:val="616161"/>
+          <w:sz w:val="22"/>
+          <w:szCs w:val="22"/>
+        </w:rPr>
+        <w:t xml:space="preserve">Tikėtinas atsakymas: </w:t>
+      </w:r>
+      <w:r>
+        <w:rPr>
+          <w:rFonts w:ascii="Arial" w:cs="Arial" w:eastAsia="Arial" w:hAnsi="Arial"/>
+          <w:color w:val="212121"/>
+          <w:sz w:val="22"/>
+          <w:szCs w:val="22"/>
+        </w:rPr>
+        <w:t xml:space="preserve">ergonomikos pažeidimas (nėra pertraukų, netaikoma 20-20-20 taisyklė). Veiksmas: daryti pertrauką kas 45–60 min., taikyti 20-20-20 taisyklę, atlikti akių ir nugaros pratimus.</w:t>
+      </w:r>
+    </w:p>
+    <w:p>
+      <w:pPr>
+        <w:spacing w:after="80"/>
+      </w:pPr>
+      <w:r>
+        <w:rPr>
+          <w:rFonts w:ascii="Arial" w:cs="Arial" w:eastAsia="Arial" w:hAnsi="Arial"/>
+          <w:b/>
+          <w:bCs/>
+          <w:color w:val="424242"/>
+          <w:sz w:val="22"/>
+          <w:szCs w:val="22"/>
+        </w:rPr>
+        <w:t xml:space="preserve">C scenarijus: </w:t>
+      </w:r>
+      <w:r>
+        <w:rPr>
+          <w:rFonts w:ascii="Arial" w:cs="Arial" w:eastAsia="Arial" w:hAnsi="Arial"/>
+          <w:color w:val="212121"/>
+          <w:sz w:val="22"/>
+          <w:szCs w:val="22"/>
+        </w:rPr>
+        <w:t xml:space="preserve">„Mokykla keičia 200 senų kompiuterių naujais. Senus kompiuterius planuojama išmesti į buitinių atliekų konteinerį.“</w:t>
+      </w:r>
+    </w:p>
+    <w:p>
+      <w:pPr>
+        <w:spacing w:after="80"/>
+        <w:ind w:left="240"/>
+      </w:pPr>
+      <w:r>
+        <w:rPr>
+          <w:rFonts w:ascii="Arial" w:cs="Arial" w:eastAsia="Arial" w:hAnsi="Arial"/>
+          <w:i/>
+          <w:iCs/>
+          <w:color w:val="616161"/>
+          <w:sz w:val="22"/>
+          <w:szCs w:val="22"/>
+        </w:rPr>
+        <w:t xml:space="preserve">Tikėtinas atsakymas: </w:t>
+      </w:r>
+      <w:r>
+        <w:rPr>
+          <w:rFonts w:ascii="Arial" w:cs="Arial" w:eastAsia="Arial" w:hAnsi="Arial"/>
+          <w:color w:val="212121"/>
+          <w:sz w:val="22"/>
+          <w:szCs w:val="22"/>
+        </w:rPr>
+        <w:t xml:space="preserve">e-atliekų problema (pavojingos medžiagos: švinas, gyvsidabris). Veiksmas: atiduoti specializuotam e-atliekų perdirbėjui, ne mesti su buitinėmis atliekomis.</w:t>
+      </w:r>
+    </w:p>
+    <w:p>
+      <w:pPr>
+        <w:keepLines/>
+        <w:shd w:fill="FFF8E1" w:val="clear"/>
+        <w:spacing w:after="80" w:before="80"/>
+        <w:ind w:left="240"/>
+      </w:pPr>
+      <w:r>
+        <w:rPr>
+          <w:rFonts w:ascii="Arial" w:cs="Arial" w:eastAsia="Arial" w:hAnsi="Arial"/>
+          <w:b/>
+          <w:bCs/>
+          <w:color w:val="E65100"/>
+          <w:sz w:val="22"/>
+          <w:szCs w:val="22"/>
+        </w:rPr>
+        <w:t xml:space="preserve">⚠ Dažna klaida: </w:t>
+      </w:r>
+      <w:r>
+        <w:rPr>
+          <w:rFonts w:ascii="Arial" w:cs="Arial" w:eastAsia="Arial" w:hAnsi="Arial"/>
+          <w:color w:val="212121"/>
+          <w:sz w:val="22"/>
+          <w:szCs w:val="22"/>
+        </w:rPr>
+        <w:t xml:space="preserve">mokiniai nurodo problemą, bet nepasiūlo konkretaus veiksmo arba veiksmas per bendras („reikia būti atsargiam“). </w:t>
+      </w:r>
+      <w:r>
+        <w:rPr>
+          <w:rFonts w:ascii="Arial" w:cs="Arial" w:eastAsia="Arial" w:hAnsi="Arial"/>
+          <w:b/>
+          <w:bCs/>
+          <w:color w:val="212121"/>
+          <w:sz w:val="22"/>
+          <w:szCs w:val="22"/>
+        </w:rPr>
+        <w:t xml:space="preserve">Taisyklė: reikalaukite konkretaus veiksmo: „nespausti nuorodos ir pranešti IT skyriui“, „daryti pertrauką kas 45 min.“, „atiduoti e-atliekų surinkimo punktui“.</w:t>
+      </w:r>
+    </w:p>
+    <w:p>
+      <w:pPr>
+        <w:spacing w:after="80"/>
+      </w:pPr>
+      <w:r>
+        <w:rPr>
+          <w:rFonts w:ascii="Arial" w:cs="Arial" w:eastAsia="Arial" w:hAnsi="Arial"/>
+          <w:color w:val="212121"/>
+          <w:sz w:val="22"/>
+          <w:szCs w:val="22"/>
+        </w:rPr>
+        <w:t xml:space="preserve">Po scenarijų aptarimo paklauskite klasės: kurioje temoje jaučiatės mažiausiai tikri? Tai padės mokiniams suprasti, ką dar reikia pakartoti.</w:t>
+      </w:r>
+    </w:p>
+    <w:p>
+      <w:pPr>
+        <w:spacing w:before="200"/>
+      </w:pPr>
+    </w:p>
+    <w:tbl>
+      <w:tblPr>
+        <w:tblW w:type="auto" w:w="100"/>
+        <w:tblBorders>
+          <w:top w:val="none" w:color="FFFFFF" w:sz="0"/>
+          <w:left w:val="none" w:color="FFFFFF" w:sz="0"/>
+          <w:bottom w:val="none" w:color="FFFFFF" w:sz="0"/>
+          <w:right w:val="none" w:color="FFFFFF" w:sz="0"/>
+          <w:insideH w:val="single" w:color="auto" w:sz="4"/>
+          <w:insideV w:val="single" w:color="auto" w:sz="4"/>
+        </w:tblBorders>
+        <w:tblLayout w:type="fixed"/>
+      </w:tblPr>
+      <w:tblGrid>
+        <w:gridCol w:w="200"/>
+        <w:gridCol w:w="9400"/>
+      </w:tblGrid>
+      <w:tr>
+        <w:trPr>
+          <w:cantSplit/>
+        </w:trPr>
+        <w:tc>
+          <w:tcPr>
+            <w:tcW w:type="dxa" w:w="200"/>
+            <w:tcBorders>
+              <w:top w:val="none" w:color="FFFFFF" w:sz="0"/>
+              <w:left w:val="none" w:color="FFFFFF" w:sz="0"/>
+              <w:bottom w:val="none" w:color="FFFFFF" w:sz="0"/>
+              <w:right w:val="none" w:color="FFFFFF" w:sz="0"/>
+            </w:tcBorders>
             <w:shd w:fill="F57C00" w:val="clear"/>
           </w:tcPr>
           <w:p/>
@@ -1151,6 +1551,12 @@
         <w:tc>
           <w:tcPr>
             <w:tcW w:type="dxa" w:w="9400"/>
+            <w:tcBorders>
+              <w:top w:val="none" w:color="FFFFFF" w:sz="0"/>
+              <w:left w:val="none" w:color="FFFFFF" w:sz="0"/>
+              <w:bottom w:val="none" w:color="FFFFFF" w:sz="0"/>
+              <w:right w:val="none" w:color="FFFFFF" w:sz="0"/>
+            </w:tcBorders>
             <w:shd w:fill="FFF3E0" w:val="clear"/>
           </w:tcPr>
           <w:p>
@@ -1180,7 +1586,6 @@
     </w:tbl>
     <w:p>
       <w:pPr>
-        <w:keepNext/>
         <w:spacing w:after="80"/>
       </w:pPr>
       <w:r>
@@ -1206,7 +1611,6 @@
     </w:p>
     <w:p>
       <w:pPr>
-        <w:keepNext/>
         <w:spacing w:after="60"/>
         <w:ind w:left="360"/>
       </w:pPr>
@@ -1228,12 +1632,11 @@
           <w:sz w:val="22"/>
           <w:szCs w:val="22"/>
         </w:rPr>
-        <w:t xml:space="preserve">Kuri tema jums atrodo sunkiausia? Kodėl?</w:t>
-      </w:r>
-    </w:p>
-    <w:p>
-      <w:pPr>
-        <w:keepNext/>
+        <w:t xml:space="preserve">Kokia saugos tema jums atrodo sunkiausia ir kodėl?</w:t>
+      </w:r>
+    </w:p>
+    <w:p>
+      <w:pPr>
         <w:spacing w:after="60"/>
         <w:ind w:left="360"/>
       </w:pPr>
@@ -1255,7 +1658,33 @@
           <w:sz w:val="22"/>
           <w:szCs w:val="22"/>
         </w:rPr>
-        <w:t xml:space="preserve">Ką dar reikia pakartoti prieš vertinimą?</w:t>
+        <w:t xml:space="preserve">Įvardinkite vieną konkretų dalyką, kurį dar reikia pakartoti prieš vertinimą.</w:t>
+      </w:r>
+    </w:p>
+    <w:p>
+      <w:pPr>
+        <w:spacing w:after="60"/>
+        <w:ind w:left="360"/>
+      </w:pPr>
+      <w:r>
+        <w:rPr>
+          <w:rFonts w:ascii="Arial" w:cs="Arial" w:eastAsia="Arial" w:hAnsi="Arial"/>
+          <w:b/>
+          <w:bCs/>
+          <w:color w:val="F57C00"/>
+          <w:sz w:val="22"/>
+          <w:szCs w:val="22"/>
+        </w:rPr>
+        <w:t xml:space="preserve">3. </w:t>
+      </w:r>
+      <w:r>
+        <w:rPr>
+          <w:rFonts w:ascii="Arial" w:cs="Arial" w:eastAsia="Arial" w:hAnsi="Arial"/>
+          <w:color w:val="212121"/>
+          <w:sz w:val="22"/>
+          <w:szCs w:val="22"/>
+        </w:rPr>
+        <w:t xml:space="preserve">Kas šiandien buvo naudingiausia jūsų pasirengimui?</w:t>
       </w:r>
     </w:p>
     <w:p>
@@ -1269,7 +1698,7 @@
         <w:pBdr>
           <w:bottom w:val="single" w:color="757575" w:sz="8"/>
         </w:pBdr>
-        <w:spacing w:after="100"/>
+        <w:spacing w:after="80"/>
       </w:pPr>
     </w:p>
     <w:p>
@@ -1301,7 +1730,7 @@
           <w:sz w:val="21"/>
           <w:szCs w:val="21"/>
         </w:rPr>
-        <w:t xml:space="preserve">Pasiruošimo vertinimui pamokoje mokiniai pakartojo visų keturių saugos temų pagrindines sąvokas, atliko vertinimo formatui artimas užduotis ir išnagrinėjo dažniausias klaidas. Įsivertino savo pasirengimą ir identifikavo sritis, kurias reikia sustiprinti.</w:t>
+        <w:t xml:space="preserve">Pamokoje mokiniai ruošėsi saugos vertinimui: peržiūrėjo kontrolinį sąrašą su visomis keturiomis temomis (ergonomika, privatumas, internetinės rizikos, aplinkos poveikis), atsakė į vertinimo formatui artimus klausimus ir analizavo tris scenarijus, taikydami problemų identifikavimo ir sprendimo logiką. Aptartos dažniausios klaidos: per bendri atsakymai be konkrečių kriterijų, veiksmo nepasiūlymas scenarijuose. Mokiniai įsivertino savo pasirengimą ir nustatė silpnąsias sritis.</w:t>
       </w:r>
     </w:p>
     <w:sectPr>
